--- a/dist/BA Generator/Master Folder/Master BA Timlak Konsultan/03. BA Reviu Dokumen Seleksi.docx
+++ b/dist/BA Generator/Master Folder/Master BA Timlak Konsultan/03. BA Reviu Dokumen Seleksi.docx
@@ -6026,6 +6026,7 @@
                 <w:bCs/>
                 <w:highlight w:val="yellow"/>
               </w:rPr>
+              <w:lastRenderedPageBreak/>
               <w:t>Alokasi DIPA masih dalam proses. Apabila alokasi DIPA untuk paket tersebut tidak tersedia dalam dokumen anggaran, maka tender/tender cepat/mini kompetisi/seleksi/RO dapat dibatalkan dan peserta tender tidak mendapatkan ganti rugi dalam bentuk apapun.</w:t>
             </w:r>
           </w:p>
@@ -6122,6 +6123,7 @@
                 <w:bCs/>
                 <w:highlight w:val="yellow"/>
               </w:rPr>
+              <w:lastRenderedPageBreak/>
               <w:t>Sesuai</w:t>
             </w:r>
           </w:p>
@@ -6579,7 +6581,17 @@
                 <w:iCs/>
                 <w:highlight w:val="yellow"/>
               </w:rPr>
-              <w:t>(Apabila alokasi dana/anggaran dalam dokumen anggaran DIPA TA. 2025 yang disahkan dan/atau persetujuan kontrak tahun jamak belum disahkan, tidak tersedia, dan/atau tidak mencukupi, maka Pengadaan Barang/Jasa dapat dibatalkan dan Peserta tidak dapat menuntut ganti rugi dalam bentuk apapun)</w:t>
+              <w:t xml:space="preserve">(Apabila alokasi dana/anggaran dalam dokumen anggaran DIPA TA. 2025 yang disahkan dan/atau persetujuan kontrak tahun jamak belum disahkan, tidak tersedia, dan/atau tidak mencukupi, maka Pengadaan </w:t>
+            </w:r>
+            <w:r>
+              <w:rPr>
+                <w:rFonts w:ascii="Bookman Old Style" w:eastAsia="Bookman Old Style" w:hAnsi="Bookman Old Style" w:cs="Bookman Old Style"/>
+                <w:i/>
+                <w:iCs/>
+                <w:highlight w:val="yellow"/>
+              </w:rPr>
+              <w:lastRenderedPageBreak/>
+              <w:t>Barang/Jasa dapat dibatalkan dan Peserta tidak dapat menuntut ganti rugi dalam bentuk apapun)</w:t>
             </w:r>
           </w:p>
           <w:p>
@@ -6693,6 +6705,7 @@
                 <w:bCs/>
                 <w:highlight w:val="yellow"/>
               </w:rPr>
+              <w:lastRenderedPageBreak/>
               <w:t>Sesuai</w:t>
             </w:r>
           </w:p>
@@ -9818,7 +9831,7 @@
                 <w:position w:val="-4"/>
                 <w:highlight w:val="yellow"/>
               </w:rPr>
-              <w:pict w14:anchorId="62392EA4">
+              <w:pict w14:anchorId="6CD3D679">
                 <v:shapetype id="_x0000_t75" coordsize="21600,21600" o:spt="75" o:preferrelative="t" path="m@4@5l@4@11@9@11@9@5xe" filled="f" stroked="f">
                   <v:stroke joinstyle="miter"/>
                   <v:formulas>
@@ -9838,7 +9851,7 @@
                   <v:path o:extrusionok="f" gradientshapeok="t" o:connecttype="rect"/>
                   <o:lock v:ext="edit" aspectratio="t"/>
                 </v:shapetype>
-                <v:shape id="_x0000_i1026" type="#_x0000_t75" alt="" style="width:414pt;height:10.3pt;mso-width-percent:0;mso-height-percent:0;mso-width-percent:0;mso-height-percent:0" equationxml="&lt;">
+                <v:shape id="_x0000_i1026" type="#_x0000_t75" alt="" style="width:414.3pt;height:10.6pt;mso-width-percent:0;mso-height-percent:0;mso-width-percent:0;mso-height-percent:0" equationxml="&lt;">
                   <v:imagedata r:id="rId17" o:title="" chromakey="white"/>
                 </v:shape>
               </w:pict>
@@ -9885,8 +9898,8 @@
                 <w:position w:val="-4"/>
                 <w:highlight w:val="yellow"/>
               </w:rPr>
-              <w:pict w14:anchorId="16DD054E">
-                <v:shape id="_x0000_i1025" type="#_x0000_t75" alt="" style="width:414pt;height:10.3pt;mso-width-percent:0;mso-height-percent:0;mso-width-percent:0;mso-height-percent:0" equationxml="&lt;">
+              <w:pict w14:anchorId="5BC56407">
+                <v:shape id="_x0000_i1025" type="#_x0000_t75" alt="" style="width:414.3pt;height:10.6pt;mso-width-percent:0;mso-height-percent:0;mso-width-percent:0;mso-height-percent:0" equationxml="&lt;">
                   <v:imagedata r:id="rId18" o:title="" chromakey="white"/>
                 </v:shape>
               </w:pict>
@@ -10884,6 +10897,7 @@
                 <w:bCs/>
                 <w:highlight w:val="yellow"/>
               </w:rPr>
+              <w:lastRenderedPageBreak/>
               <w:t>Sesuai</w:t>
             </w:r>
           </w:p>
@@ -11729,7 +11743,15 @@
                 <w:rFonts w:ascii="Bookman Old Style" w:eastAsia="Gentium Basic" w:hAnsi="Bookman Old Style" w:cs="Gentium Basic"/>
                 <w:highlight w:val="yellow"/>
               </w:rPr>
-              <w:t>diberi nilai 60 (enam puluh); Apabila peserta metodologi dan rencana Kerja secara urut, tepat dan konsisten yang dituangkan dalam bentuk narasi tidak disertai skema dan diagram alur pelaksanaan lingkup pekerjaan</w:t>
+              <w:t xml:space="preserve">diberi nilai 60 (enam puluh); Apabila peserta metodologi dan rencana Kerja secara urut, tepat </w:t>
+            </w:r>
+            <w:r>
+              <w:rPr>
+                <w:rFonts w:ascii="Bookman Old Style" w:eastAsia="Gentium Basic" w:hAnsi="Bookman Old Style" w:cs="Gentium Basic"/>
+                <w:highlight w:val="yellow"/>
+              </w:rPr>
+              <w:lastRenderedPageBreak/>
+              <w:t>dan konsisten yang dituangkan dalam bentuk narasi tidak disertai skema dan diagram alur pelaksanaan lingkup pekerjaan</w:t>
             </w:r>
           </w:p>
           <w:p>
@@ -11788,6 +11810,7 @@
                 <w:bCs/>
                 <w:highlight w:val="yellow"/>
               </w:rPr>
+              <w:lastRenderedPageBreak/>
               <w:t>Sesuai</w:t>
             </w:r>
           </w:p>
@@ -12635,6 +12658,7 @@
                 <w:rFonts w:ascii="Bookman Old Style" w:eastAsia="Gentium Basic" w:hAnsi="Bookman Old Style" w:cs="Gentium Basic"/>
                 <w:highlight w:val="yellow"/>
               </w:rPr>
+              <w:lastRenderedPageBreak/>
               <w:t>diberi nilai 60 (enam puluh); Apabila peserta Menguraikan tugas tenaga ahli tidak lengkap sesuai berdasarkan KAK.</w:t>
             </w:r>
           </w:p>
@@ -12694,6 +12718,7 @@
                 <w:bCs/>
                 <w:highlight w:val="yellow"/>
               </w:rPr>
+              <w:lastRenderedPageBreak/>
               <w:t>Sesuai</w:t>
             </w:r>
           </w:p>
@@ -13580,7 +13605,15 @@
                 <w:rFonts w:ascii="Bookman Old Style" w:eastAsia="Gentium Basic" w:hAnsi="Bookman Old Style" w:cs="Gentium Basic"/>
                 <w:highlight w:val="yellow"/>
               </w:rPr>
-              <w:t>diberi nilai 100 (seratus): Apabila peserta Menyampaikan daftar fasilitas penunjang secara lengkap dan sesuai jumlah kebutuhan pada KAK.</w:t>
+              <w:t xml:space="preserve">diberi nilai 100 (seratus): Apabila peserta Menyampaikan daftar fasilitas penunjang secara </w:t>
+            </w:r>
+            <w:r>
+              <w:rPr>
+                <w:rFonts w:ascii="Bookman Old Style" w:eastAsia="Gentium Basic" w:hAnsi="Bookman Old Style" w:cs="Gentium Basic"/>
+                <w:highlight w:val="yellow"/>
+              </w:rPr>
+              <w:lastRenderedPageBreak/>
+              <w:t>lengkap dan sesuai jumlah kebutuhan pada KAK.</w:t>
             </w:r>
           </w:p>
           <w:p>
@@ -13672,6 +13705,7 @@
                 <w:bCs/>
                 <w:highlight w:val="yellow"/>
               </w:rPr>
+              <w:lastRenderedPageBreak/>
               <w:t>Sesuai</w:t>
             </w:r>
           </w:p>
@@ -14575,6 +14609,7 @@
                 <w:rFonts w:ascii="Bookman Old Style" w:eastAsia="Gentium Basic" w:hAnsi="Bookman Old Style" w:cs="Gentium Basic"/>
                 <w:highlight w:val="yellow"/>
               </w:rPr>
+              <w:lastRenderedPageBreak/>
               <w:t>diberi nilai 60 (enam puluh); Apabila peserta menyampaikan penjelasan spesifikasi teknis dan perhitungan teknis secara tidak lengkap;.</w:t>
             </w:r>
           </w:p>
@@ -14634,6 +14669,7 @@
                 <w:bCs/>
                 <w:highlight w:val="yellow"/>
               </w:rPr>
+              <w:lastRenderedPageBreak/>
               <w:t>Sesuai</w:t>
             </w:r>
           </w:p>
@@ -16039,6 +16075,7 @@
                 <w:rFonts w:ascii="Bookman Old Style" w:eastAsia="Gentium Basic" w:hAnsi="Bookman Old Style" w:cs="Gentium Basic"/>
                 <w:highlight w:val="yellow"/>
               </w:rPr>
+              <w:lastRenderedPageBreak/>
               <w:t>Kriteria penilaian dukungan referensi/kontrak sebelumnya:</w:t>
             </w:r>
           </w:p>
@@ -16321,7 +16358,16 @@
                 <w:b/>
                 <w:highlight w:val="yellow"/>
               </w:rPr>
-              <w:t>Coreteam Perencanaan dan/atau Pengawasan Jalan dan Jembatan, Perencanaan Jalan dan/atau Jembatan, Perencanaan Longsoran Jalan;</w:t>
+              <w:t xml:space="preserve">Coreteam Perencanaan dan/atau Pengawasan Jalan dan Jembatan, Perencanaan Jalan dan/atau Jembatan, </w:t>
+            </w:r>
+            <w:r>
+              <w:rPr>
+                <w:rFonts w:ascii="Bookman Old Style" w:eastAsia="Gentium Basic" w:hAnsi="Bookman Old Style" w:cs="Gentium Basic"/>
+                <w:b/>
+                <w:highlight w:val="yellow"/>
+              </w:rPr>
+              <w:lastRenderedPageBreak/>
+              <w:t>Perencanaan Longsoran Jalan;</w:t>
             </w:r>
           </w:p>
           <w:p>
@@ -16552,7 +16598,17 @@
                 <w:bCs/>
                 <w:highlight w:val="yellow"/>
               </w:rPr>
-              <w:t>tidak sama atau tidak setara (tidak sejajar tingkatannya dalam struktur Susunan Tenaga Ahli Konsultan Pengawas bidang Bina Marga sesuai SE Menteri PUPR Nomor 16/SE/M/2022) atau dibawah posisi yang diusulkan.</w:t>
+              <w:t xml:space="preserve">tidak sama atau tidak setara (tidak sejajar tingkatannya dalam </w:t>
+            </w:r>
+            <w:r>
+              <w:rPr>
+                <w:rFonts w:ascii="Bookman Old Style" w:eastAsia="Gentium Basic" w:hAnsi="Bookman Old Style" w:cs="Gentium Basic"/>
+                <w:b/>
+                <w:bCs/>
+                <w:highlight w:val="yellow"/>
+              </w:rPr>
+              <w:lastRenderedPageBreak/>
+              <w:t>struktur Susunan Tenaga Ahli Konsultan Pengawas bidang Bina Marga sesuai SE Menteri PUPR Nomor 16/SE/M/2022) atau dibawah posisi yang diusulkan.</w:t>
             </w:r>
           </w:p>
           <w:p>
@@ -16777,7 +16833,15 @@
                 <w:rFonts w:ascii="Bookman Old Style" w:eastAsia="Gentium Basic" w:hAnsi="Bookman Old Style" w:cs="Gentium Basic"/>
                 <w:highlight w:val="yellow"/>
               </w:rPr>
-              <w:t xml:space="preserve"> tahun pengalaman kerja profesional, diberi nilai secara proporsional terhadap lama pengalaman yang disyaratkan, dengan rumus:</w:t>
+              <w:t xml:space="preserve"> tahun pengalaman kerja </w:t>
+            </w:r>
+            <w:r>
+              <w:rPr>
+                <w:rFonts w:ascii="Bookman Old Style" w:eastAsia="Gentium Basic" w:hAnsi="Bookman Old Style" w:cs="Gentium Basic"/>
+                <w:highlight w:val="yellow"/>
+              </w:rPr>
+              <w:lastRenderedPageBreak/>
+              <w:t>profesional, diberi nilai secara proporsional terhadap lama pengalaman yang disyaratkan, dengan rumus:</w:t>
             </w:r>
           </w:p>
           <w:p>
@@ -16883,6 +16947,7 @@
                 <w:bCs/>
                 <w:highlight w:val="yellow"/>
               </w:rPr>
+              <w:lastRenderedPageBreak/>
               <w:t>Sesuai</w:t>
             </w:r>
           </w:p>
@@ -18198,7 +18263,16 @@
                 <w:color w:val="000000"/>
                 <w:highlight w:val="yellow"/>
               </w:rPr>
-              <w:t>aspek pengenalan (familiarity) atas tata-cara, aturan, situasi, dan kondisi (custom) setempat: pengalaman melaksanakan pekerjaan di Prov. Kalsel</w:t>
+              <w:t xml:space="preserve">aspek pengenalan (familiarity) atas tata-cara, aturan, situasi, </w:t>
+            </w:r>
+            <w:r>
+              <w:rPr>
+                <w:rFonts w:ascii="Bookman Old Style" w:eastAsia="Basic" w:hAnsi="Bookman Old Style" w:cs="Basic"/>
+                <w:color w:val="000000"/>
+                <w:highlight w:val="yellow"/>
+              </w:rPr>
+              <w:lastRenderedPageBreak/>
+              <w:t>dan kondisi (custom) setempat: pengalaman melaksanakan pekerjaan di Prov. Kalsel</w:t>
             </w:r>
           </w:p>
         </w:tc>
@@ -18229,6 +18303,7 @@
                 <w:iCs/>
                 <w:highlight w:val="yellow"/>
               </w:rPr>
+              <w:lastRenderedPageBreak/>
               <w:t>5%</w:t>
             </w:r>
           </w:p>
@@ -19546,6 +19621,95 @@
           <w:szCs w:val="22"/>
         </w:rPr>
       </w:pPr>
+    </w:p>
+    <w:p>
+      <w:pPr>
+        <w:pStyle w:val="ListParagraph"/>
+        <w:spacing w:before="2" w:line="276" w:lineRule="auto"/>
+        <w:ind w:left="567" w:right="28"/>
+        <w:jc w:val="both"/>
+        <w:rPr>
+          <w:rFonts w:ascii="Arial" w:hAnsi="Arial" w:cs="Arial"/>
+          <w:i/>
+          <w:iCs/>
+          <w:sz w:val="22"/>
+          <w:szCs w:val="22"/>
+        </w:rPr>
+      </w:pPr>
+      <w:r>
+        <w:rPr>
+          <w:rFonts w:ascii="Arial" w:eastAsia="Arial" w:hAnsi="Arial" w:cs="Arial"/>
+          <w:sz w:val="22"/>
+          <w:szCs w:val="22"/>
+        </w:rPr>
+        <w:t xml:space="preserve">Berdasarkan Rapat Reviu Dokumen </w:t>
+      </w:r>
+      <w:r>
+        <w:rPr>
+          <w:rFonts w:ascii="Arial" w:eastAsia="Arial" w:hAnsi="Arial" w:cs="Arial"/>
+          <w:sz w:val="22"/>
+          <w:szCs w:val="22"/>
+        </w:rPr>
+        <w:t>Seleksi</w:t>
+      </w:r>
+      <w:r>
+        <w:rPr>
+          <w:rFonts w:ascii="Arial" w:eastAsia="Arial" w:hAnsi="Arial" w:cs="Arial"/>
+          <w:sz w:val="22"/>
+          <w:szCs w:val="22"/>
+        </w:rPr>
+        <w:t xml:space="preserve"> yang telah dilakukan, Pokja Pemilihan, Tim Pelaksana, dan PPK </w:t>
+      </w:r>
+      <w:r>
+        <w:rPr>
+          <w:rFonts w:ascii="Arial" w:eastAsia="Arial" w:hAnsi="Arial" w:cs="Arial"/>
+          <w:b/>
+          <w:bCs/>
+          <w:sz w:val="22"/>
+          <w:szCs w:val="22"/>
+        </w:rPr>
+        <w:t>sepakat</w:t>
+      </w:r>
+      <w:r>
+        <w:rPr>
+          <w:rFonts w:ascii="Arial" w:eastAsia="Arial" w:hAnsi="Arial" w:cs="Arial"/>
+          <w:sz w:val="22"/>
+          <w:szCs w:val="22"/>
+        </w:rPr>
+        <w:t xml:space="preserve"> untuk </w:t>
+      </w:r>
+      <w:r>
+        <w:rPr>
+          <w:rFonts w:ascii="Arial" w:eastAsia="Arial" w:hAnsi="Arial" w:cs="Arial"/>
+          <w:sz w:val="22"/>
+          <w:szCs w:val="22"/>
+        </w:rPr>
+        <w:t>ditetapkan</w:t>
+      </w:r>
+      <w:r>
+        <w:rPr>
+          <w:rFonts w:ascii="Arial" w:eastAsia="Arial" w:hAnsi="Arial" w:cs="Arial"/>
+          <w:sz w:val="22"/>
+          <w:szCs w:val="22"/>
+        </w:rPr>
+        <w:t xml:space="preserve"> Dokumen </w:t>
+      </w:r>
+      <w:r>
+        <w:rPr>
+          <w:rFonts w:ascii="Arial" w:eastAsia="Arial" w:hAnsi="Arial" w:cs="Arial"/>
+          <w:sz w:val="22"/>
+          <w:szCs w:val="22"/>
+        </w:rPr>
+        <w:t>Seleksi</w:t>
+      </w:r>
+      <w:r>
+        <w:rPr>
+          <w:rFonts w:ascii="Arial" w:eastAsia="Arial" w:hAnsi="Arial" w:cs="Arial"/>
+          <w:sz w:val="22"/>
+          <w:szCs w:val="22"/>
+        </w:rPr>
+        <w:t>.</w:t>
+      </w:r>
     </w:p>
     <w:p>
       <w:pPr>
@@ -19728,6 +19892,7 @@
           <w:sz w:val="22"/>
           <w:szCs w:val="22"/>
         </w:rPr>
+        <w:lastRenderedPageBreak/>
         <w:t>Dem</w:t>
       </w:r>
       <w:r>
@@ -29681,12 +29846,7 @@
 </file>
 
 <file path=customXml/item1.xml><?xml version="1.0" encoding="utf-8"?>
-<?mso-contentType ?>
-<FormTemplates xmlns="http://schemas.microsoft.com/sharepoint/v3/contenttype/forms">
-  <Display>DocumentLibraryForm</Display>
-  <Edit>DocumentLibraryForm</Edit>
-  <New>DocumentLibraryForm</New>
-</FormTemplates>
+<b:Sources xmlns:b="http://schemas.openxmlformats.org/officeDocument/2006/bibliography" xmlns="http://schemas.openxmlformats.org/officeDocument/2006/bibliography" SelectedStyle="\APASixthEditionOfficeOnline.xsl" StyleName="APA" Version="6"/>
 </file>
 
 <file path=customXml/item2.xml><?xml version="1.0" encoding="utf-8"?>
@@ -29702,7 +29862,12 @@
 </file>
 
 <file path=customXml/item3.xml><?xml version="1.0" encoding="utf-8"?>
-<b:Sources xmlns:b="http://schemas.openxmlformats.org/officeDocument/2006/bibliography" xmlns="http://schemas.openxmlformats.org/officeDocument/2006/bibliography" SelectedStyle="\APASixthEditionOfficeOnline.xsl" StyleName="APA" Version="6"/>
+<?mso-contentType ?>
+<FormTemplates xmlns="http://schemas.microsoft.com/sharepoint/v3/contenttype/forms">
+  <Display>DocumentLibraryForm</Display>
+  <Edit>DocumentLibraryForm</Edit>
+  <New>DocumentLibraryForm</New>
+</FormTemplates>
 </file>
 
 <file path=customXml/item4.xml><?xml version="1.0" encoding="utf-8"?>
@@ -29949,9 +30114,9 @@
 </file>
 
 <file path=customXml/itemProps1.xml><?xml version="1.0" encoding="utf-8"?>
-<ds:datastoreItem xmlns:ds="http://schemas.openxmlformats.org/officeDocument/2006/customXml" ds:itemID="{ADE80AD1-B511-437D-9EC6-E71B406ED00D}">
+<ds:datastoreItem xmlns:ds="http://schemas.openxmlformats.org/officeDocument/2006/customXml" ds:itemID="{3564FCC2-057E-4FC9-A26B-7DCC8F105261}">
   <ds:schemaRefs>
-    <ds:schemaRef ds:uri="http://schemas.microsoft.com/sharepoint/v3/contenttype/forms"/>
+    <ds:schemaRef ds:uri="http://schemas.openxmlformats.org/officeDocument/2006/bibliography"/>
   </ds:schemaRefs>
 </ds:datastoreItem>
 </file>
@@ -29968,9 +30133,9 @@
 </file>
 
 <file path=customXml/itemProps3.xml><?xml version="1.0" encoding="utf-8"?>
-<ds:datastoreItem xmlns:ds="http://schemas.openxmlformats.org/officeDocument/2006/customXml" ds:itemID="{3564FCC2-057E-4FC9-A26B-7DCC8F105261}">
+<ds:datastoreItem xmlns:ds="http://schemas.openxmlformats.org/officeDocument/2006/customXml" ds:itemID="{ADE80AD1-B511-437D-9EC6-E71B406ED00D}">
   <ds:schemaRefs>
-    <ds:schemaRef ds:uri="http://schemas.openxmlformats.org/officeDocument/2006/bibliography"/>
+    <ds:schemaRef ds:uri="http://schemas.microsoft.com/sharepoint/v3/contenttype/forms"/>
   </ds:schemaRefs>
 </ds:datastoreItem>
 </file>
